--- a/.claude/agents/task-planner.docx
+++ b/.claude/agents/task-planner.docx
@@ -368,7 +368,343 @@
           <w:color w:val="F05922"/>
           <w:sz w:val="28"/>
         </w:rPr>
-        <w:t>Cập nhật sau mỗi bước</w:t>
+        <w:t>Thực hiện từng bước — BẮT BUỘC tách session (xem CLAUDE.md §16.5)</w:t>
+      </w:r>
+    </w:p>
+    <w:p>
+      <w:pPr>
+        <w:spacing w:after="80"/>
+      </w:pPr>
+      <w:r>
+        <w:rPr>
+          <w:sz w:val="21"/>
+        </w:rPr>
+        <w:t>KHÔNG tự thực hiện bước hoặc gọi agent thực thi trong session hiện tại. Với mỗi bước ⬜/🔄 kế tiếp:</w:t>
+      </w:r>
+    </w:p>
+    <w:p>
+      <w:pPr>
+        <w:spacing w:after="20"/>
+        <w:ind w:left="567" w:hanging="283"/>
+      </w:pPr>
+      <w:r>
+        <w:rPr>
+          <w:sz w:val="21"/>
+        </w:rPr>
+        <w:t>1.</w:t>
+        <w:tab/>
+      </w:r>
+      <w:r>
+        <w:rPr>
+          <w:b/>
+          <w:sz w:val="21"/>
+        </w:rPr>
+        <w:t>Xác định môi trường</w:t>
+      </w:r>
+      <w:r>
+        <w:rPr>
+          <w:sz w:val="21"/>
+        </w:rPr>
+        <w:t xml:space="preserve"> (1 lần/plan): system prompt có "VSCode Extension Context" hoặc working dir local (</w:t>
+      </w:r>
+      <w:r>
+        <w:rPr>
+          <w:rFonts w:ascii="Courier New" w:hAnsi="Courier New"/>
+          <w:color w:val="F05922"/>
+          <w:sz w:val="21"/>
+        </w:rPr>
+        <w:t>C:\Users\...</w:t>
+      </w:r>
+      <w:r>
+        <w:rPr>
+          <w:sz w:val="21"/>
+        </w:rPr>
+        <w:t xml:space="preserve">) → </w:t>
+      </w:r>
+      <w:r>
+        <w:rPr>
+          <w:b/>
+          <w:sz w:val="21"/>
+        </w:rPr>
+        <w:t>LOCAL</w:t>
+      </w:r>
+      <w:r>
+        <w:rPr>
+          <w:sz w:val="21"/>
+        </w:rPr>
+        <w:t xml:space="preserve">. Không có, chạy sandbox cloud → </w:t>
+      </w:r>
+      <w:r>
+        <w:rPr>
+          <w:b/>
+          <w:sz w:val="21"/>
+        </w:rPr>
+        <w:t>WEB</w:t>
+      </w:r>
+      <w:r>
+        <w:rPr>
+          <w:sz w:val="21"/>
+        </w:rPr>
+        <w:t>. Không chắc → hỏi user.</w:t>
+      </w:r>
+    </w:p>
+    <w:p>
+      <w:pPr>
+        <w:spacing w:after="20"/>
+        <w:ind w:left="567" w:hanging="283"/>
+      </w:pPr>
+      <w:r>
+        <w:rPr>
+          <w:sz w:val="21"/>
+        </w:rPr>
+        <w:t>2.</w:t>
+        <w:tab/>
+      </w:r>
+      <w:r>
+        <w:rPr>
+          <w:b/>
+          <w:sz w:val="21"/>
+        </w:rPr>
+        <w:t>LOCAL</w:t>
+      </w:r>
+      <w:r>
+        <w:rPr>
+          <w:sz w:val="21"/>
+        </w:rPr>
+        <w:t xml:space="preserve"> → gọi </w:t>
+      </w:r>
+      <w:r>
+        <w:rPr>
+          <w:rFonts w:ascii="Courier New" w:hAnsi="Courier New"/>
+          <w:color w:val="F05922"/>
+          <w:sz w:val="21"/>
+        </w:rPr>
+        <w:t>Agent</w:t>
+      </w:r>
+      <w:r>
+        <w:rPr>
+          <w:sz w:val="21"/>
+        </w:rPr>
+        <w:t xml:space="preserve"> (subagent_type = agent phụ trách bước, prompt tự chứa đủ context: mô tả bước + đường dẫn plan file + artifact mong đợi).</w:t>
+      </w:r>
+    </w:p>
+    <w:p>
+      <w:pPr>
+        <w:spacing w:after="20"/>
+        <w:ind w:left="567" w:hanging="283"/>
+      </w:pPr>
+      <w:r>
+        <w:rPr>
+          <w:sz w:val="21"/>
+        </w:rPr>
+        <w:t>3.</w:t>
+        <w:tab/>
+      </w:r>
+      <w:r>
+        <w:rPr>
+          <w:b/>
+          <w:sz w:val="21"/>
+        </w:rPr>
+        <w:t>WEB</w:t>
+      </w:r>
+      <w:r>
+        <w:rPr>
+          <w:sz w:val="21"/>
+        </w:rPr>
+        <w:t xml:space="preserve"> → gọi </w:t>
+      </w:r>
+      <w:r>
+        <w:rPr>
+          <w:rFonts w:ascii="Courier New" w:hAnsi="Courier New"/>
+          <w:color w:val="F05922"/>
+          <w:sz w:val="21"/>
+        </w:rPr>
+        <w:t>RemoteTrigger</w:t>
+      </w:r>
+      <w:r>
+        <w:rPr>
+          <w:sz w:val="21"/>
+        </w:rPr>
+        <w:t xml:space="preserve"> (</w:t>
+      </w:r>
+      <w:r>
+        <w:rPr>
+          <w:rFonts w:ascii="Courier New" w:hAnsi="Courier New"/>
+          <w:color w:val="F05922"/>
+          <w:sz w:val="21"/>
+        </w:rPr>
+        <w:t>create</w:t>
+      </w:r>
+      <w:r>
+        <w:rPr>
+          <w:sz w:val="21"/>
+        </w:rPr>
+        <w:t xml:space="preserve"> lần đầu, </w:t>
+      </w:r>
+      <w:r>
+        <w:rPr>
+          <w:rFonts w:ascii="Courier New" w:hAnsi="Courier New"/>
+          <w:color w:val="F05922"/>
+          <w:sz w:val="21"/>
+        </w:rPr>
+        <w:t>run</w:t>
+      </w:r>
+      <w:r>
+        <w:rPr>
+          <w:sz w:val="21"/>
+        </w:rPr>
+        <w:t xml:space="preserve"> các lần sau) với body tương đương nội dung ở bước 2.</w:t>
+      </w:r>
+    </w:p>
+    <w:p>
+      <w:pPr>
+        <w:spacing w:after="20"/>
+        <w:ind w:left="567" w:hanging="283"/>
+      </w:pPr>
+      <w:r>
+        <w:rPr>
+          <w:sz w:val="21"/>
+        </w:rPr>
+        <w:t>4.</w:t>
+        <w:tab/>
+      </w:r>
+      <w:r>
+        <w:rPr>
+          <w:sz w:val="21"/>
+        </w:rPr>
+        <w:t xml:space="preserve">Agent/trigger đó tự chịu trách nhiệm: </w:t>
+      </w:r>
+      <w:r>
+        <w:rPr>
+          <w:rFonts w:ascii="Courier New" w:hAnsi="Courier New"/>
+          <w:color w:val="F05922"/>
+          <w:sz w:val="21"/>
+        </w:rPr>
+        <w:t>git commit</w:t>
+      </w:r>
+      <w:r>
+        <w:rPr>
+          <w:sz w:val="21"/>
+        </w:rPr>
+        <w:t xml:space="preserve"> (format ở CLAUDE.md §16.5 Bước 3) + </w:t>
+      </w:r>
+      <w:r>
+        <w:rPr>
+          <w:rFonts w:ascii="Courier New" w:hAnsi="Courier New"/>
+          <w:color w:val="F05922"/>
+          <w:sz w:val="21"/>
+        </w:rPr>
+        <w:t>git push</w:t>
+      </w:r>
+      <w:r>
+        <w:rPr>
+          <w:sz w:val="21"/>
+        </w:rPr>
+        <w:t xml:space="preserve"> + </w:t>
+      </w:r>
+      <w:r>
+        <w:rPr>
+          <w:rFonts w:ascii="Courier New" w:hAnsi="Courier New"/>
+          <w:color w:val="F05922"/>
+          <w:sz w:val="21"/>
+        </w:rPr>
+        <w:t>Edit</w:t>
+      </w:r>
+      <w:r>
+        <w:rPr>
+          <w:sz w:val="21"/>
+        </w:rPr>
+        <w:t xml:space="preserve"> plan file (⬜/🔄→✅, artifact, </w:t>
+      </w:r>
+      <w:r>
+        <w:rPr>
+          <w:b/>
+          <w:sz w:val="21"/>
+        </w:rPr>
+        <w:t>thời gian hoàn thành thực tế</w:t>
+      </w:r>
+      <w:r>
+        <w:rPr>
+          <w:sz w:val="21"/>
+        </w:rPr>
+        <w:t>).</w:t>
+      </w:r>
+    </w:p>
+    <w:p>
+      <w:pPr>
+        <w:spacing w:after="20"/>
+        <w:ind w:left="567" w:hanging="283"/>
+      </w:pPr>
+      <w:r>
+        <w:rPr>
+          <w:sz w:val="21"/>
+        </w:rPr>
+        <w:t>5.</w:t>
+        <w:tab/>
+      </w:r>
+      <w:r>
+        <w:rPr>
+          <w:sz w:val="21"/>
+        </w:rPr>
+        <w:t>Nhận tóm tắt ngắn (≤5 dòng) trả về — KHÔNG kéo log chi tiết vào session chính.</w:t>
+      </w:r>
+    </w:p>
+    <w:p>
+      <w:pPr>
+        <w:spacing w:after="20"/>
+        <w:ind w:left="567" w:hanging="283"/>
+      </w:pPr>
+      <w:r>
+        <w:rPr>
+          <w:sz w:val="21"/>
+        </w:rPr>
+        <w:t>6.</w:t>
+        <w:tab/>
+      </w:r>
+      <w:r>
+        <w:rPr>
+          <w:rFonts w:ascii="Courier New" w:hAnsi="Courier New"/>
+          <w:color w:val="F05922"/>
+          <w:sz w:val="21"/>
+        </w:rPr>
+        <w:t>Read</w:t>
+      </w:r>
+      <w:r>
+        <w:rPr>
+          <w:sz w:val="21"/>
+        </w:rPr>
+        <w:t xml:space="preserve"> lại plan file để xác nhận bước đã ✅ trước khi giao bước kế tiếp — không tự đoán trạng thái.</w:t>
+      </w:r>
+    </w:p>
+    <w:p>
+      <w:pPr>
+        <w:spacing w:after="80"/>
+      </w:pPr>
+      <w:r>
+        <w:rPr>
+          <w:b/>
+          <w:sz w:val="21"/>
+        </w:rPr>
+        <w:t>Ngoại lệ bỏ session isolation:</w:t>
+      </w:r>
+      <w:r>
+        <w:rPr>
+          <w:sz w:val="21"/>
+        </w:rPr>
+        <w:t xml:space="preserve"> plan chỉ 1 bước, bước là câu hỏi/xác nhận, hoặc user yêu cầu rõ chạy 1 session.</w:t>
+      </w:r>
+    </w:p>
+    <w:p>
+      <w:pPr>
+        <w:pStyle w:val="Heading2"/>
+        <w:spacing w:before="200" w:after="80"/>
+      </w:pPr>
+      <w:r>
+        <w:rPr>
+          <w:color w:val="F05922"/>
+          <w:sz w:val="28"/>
+        </w:rPr>
+        <w:t>Cập nhật sau mỗi bước (khi Dispatcher tự cập nhật, không qua subagent)</w:t>
       </w:r>
     </w:p>
     <w:p>
@@ -393,7 +729,7 @@
         <w:rPr>
           <w:sz w:val="21"/>
         </w:rPr>
-        <w:t xml:space="preserve">: ⬜→✅, điền artifact, cập nhật </w:t>
+        <w:t xml:space="preserve">: ⬜→✅, điền artifact, điền thời gian hoàn thành, cập nhật </w:t>
       </w:r>
       <w:r>
         <w:rPr>

--- a/.claude/agents/task-planner.docx
+++ b/.claude/agents/task-planner.docx
@@ -627,7 +627,20 @@
         <w:rPr>
           <w:sz w:val="21"/>
         </w:rPr>
-        <w:t>).</w:t>
+        <w:t xml:space="preserve">, + entry mới vào </w:t>
+      </w:r>
+      <w:r>
+        <w:rPr>
+          <w:b/>
+          <w:sz w:val="21"/>
+        </w:rPr>
+        <w:t>Handoff Log</w:t>
+      </w:r>
+      <w:r>
+        <w:rPr>
+          <w:sz w:val="21"/>
+        </w:rPr>
+        <w:t xml:space="preserve"> — format CLAUDE.md §16.5 Bước 4).</w:t>
       </w:r>
     </w:p>
     <w:p>
@@ -674,6 +687,60 @@
           <w:sz w:val="21"/>
         </w:rPr>
         <w:t xml:space="preserve"> lại plan file để xác nhận bước đã ✅ trước khi giao bước kế tiếp — không tự đoán trạng thái.</w:t>
+      </w:r>
+    </w:p>
+    <w:p>
+      <w:pPr>
+        <w:spacing w:after="20"/>
+        <w:ind w:left="567" w:hanging="283"/>
+      </w:pPr>
+      <w:r>
+        <w:rPr>
+          <w:sz w:val="21"/>
+        </w:rPr>
+        <w:t>7.</w:t>
+        <w:tab/>
+      </w:r>
+      <w:r>
+        <w:rPr>
+          <w:b/>
+          <w:sz w:val="21"/>
+        </w:rPr>
+        <w:t>Trước khi giao bước kế tiếp:</w:t>
+      </w:r>
+      <w:r>
+        <w:rPr>
+          <w:sz w:val="21"/>
+        </w:rPr>
+        <w:t xml:space="preserve"> lấy toàn bộ nội dung "## Handoff Log" hiện có trong plan file, nhúng nguyên văn vào đầu prompt của </w:t>
+      </w:r>
+      <w:r>
+        <w:rPr>
+          <w:rFonts w:ascii="Courier New" w:hAnsi="Courier New"/>
+          <w:color w:val="F05922"/>
+          <w:sz w:val="21"/>
+        </w:rPr>
+        <w:t>Agent</w:t>
+      </w:r>
+      <w:r>
+        <w:rPr>
+          <w:sz w:val="21"/>
+        </w:rPr>
+        <w:t>/</w:t>
+      </w:r>
+      <w:r>
+        <w:rPr>
+          <w:rFonts w:ascii="Courier New" w:hAnsi="Courier New"/>
+          <w:color w:val="F05922"/>
+          <w:sz w:val="21"/>
+        </w:rPr>
+        <w:t>RemoteTrigger</w:t>
+      </w:r>
+      <w:r>
+        <w:rPr>
+          <w:sz w:val="21"/>
+        </w:rPr>
+        <w:t xml:space="preserve"> bước kế tiếp — để agent đó KHÔNG phải tự đọc lại/nghiên cứu lại những gì bước trước đã xác định.</w:t>
       </w:r>
     </w:p>
     <w:p>

--- a/.claude/agents/task-planner.docx
+++ b/.claude/agents/task-planner.docx
@@ -174,6 +174,63 @@
           <w:sz w:val="21"/>
         </w:rPr>
         <w:t>Phân tích: workflow ID, phases, agent chain</w:t>
+      </w:r>
+    </w:p>
+    <w:p>
+      <w:pPr>
+        <w:spacing w:after="80"/>
+      </w:pPr>
+      <w:r>
+        <w:rPr>
+          <w:sz w:val="21"/>
+        </w:rPr>
+        <w:t xml:space="preserve">3.5. </w:t>
+      </w:r>
+      <w:r>
+        <w:rPr>
+          <w:b/>
+          <w:sz w:val="21"/>
+        </w:rPr>
+        <w:t>BẮT BUỘC — kiểm tra độc lập, dù có "rút gọn" workflow:</w:t>
+      </w:r>
+    </w:p>
+    <w:p>
+      <w:pPr>
+        <w:pStyle w:val="ListBullet"/>
+        <w:spacing w:after="20"/>
+        <w:ind w:left="567"/>
+      </w:pPr>
+      <w:r>
+        <w:rPr>
+          <w:sz w:val="21"/>
+        </w:rPr>
+        <w:t xml:space="preserve">Task có tạo/sửa/thêm UI (form, screen, component hiển thị)? → PHẢI có bước </w:t>
+      </w:r>
+      <w:r>
+        <w:rPr>
+          <w:b/>
+          <w:sz w:val="21"/>
+        </w:rPr>
+        <w:t>UX/UI Reviewer</w:t>
+      </w:r>
+      <w:r>
+        <w:rPr>
+          <w:sz w:val="21"/>
+        </w:rPr>
+        <w:t xml:space="preserve"> trong agent chain (chạy app thật + screenshot + đánh giá C1–C7), đặt sau code review, trước QA sign-off. KHÔNG được bỏ chỉ vì đang rút gọn các bước khác (PM/BA/EM...) — điều kiện bỏ UXR CHỈ là "không đụng UI", không liên quan gì đến việc rút gọn agent chain.</w:t>
+      </w:r>
+    </w:p>
+    <w:p>
+      <w:pPr>
+        <w:pStyle w:val="ListBullet"/>
+        <w:spacing w:after="20"/>
+        <w:ind w:left="567"/>
+      </w:pPr>
+      <w:r>
+        <w:rPr>
+          <w:sz w:val="21"/>
+        </w:rPr>
+        <w:t>Task có bước QA/smoke test? → Bước đó PHẢI ghi rõ yêu cầu "chạy app thật" nếu plan gốc yêu cầu — xem CLAUDE.md/qa-engineer.md §Quy tắc real-app.</w:t>
       </w:r>
     </w:p>
     <w:p>

--- a/.claude/agents/task-planner.docx
+++ b/.claude/agents/task-planner.docx
@@ -29,7 +29,7 @@
         <w:rPr>
           <w:sz w:val="21"/>
         </w:rPr>
-        <w:t>description: Use proactively before every new workflow to create/check plan file. Also use manually to view task progress, update plans, or find in-progress tasks. Manages .claude/plans/PLAN-*.md. Do NOT invoke for simple one-off questions or tasks completing in a single step.</w:t>
+        <w:t>description: "PHẢI dùng agent này trước mọi workflow mới để tạo/kiểm tra plan file. Cũng dùng khi: muốn xem tiến độ task, cập nhật plan giữa chừng, tìm task đang dở. Quản lý .claude/plans/PLAN-*.md. KHÔNG dùng khi: câu hỏi đơn giản hoàn thành trong 1 bước, task quá nhỏ không cần plan (tra cứu nhanh, sửa typo đơn lẻ). Dấu hiệu cần task-planner: workflow có nhiều hơn 1 agent, task kéo dài nhiều session, hoặc cần checkpoint rõ ràng."</w:t>
       </w:r>
     </w:p>
     <w:p>

--- a/.claude/agents/task-planner.docx
+++ b/.claude/agents/task-planner.docx
@@ -29,7 +29,35 @@
         <w:rPr>
           <w:sz w:val="21"/>
         </w:rPr>
-        <w:t>description: "PHẢI dùng agent này trước mọi workflow mới để tạo/kiểm tra plan file. Cũng dùng khi: muốn xem tiến độ task, cập nhật plan giữa chừng, tìm task đang dở. Quản lý .claude/plans/PLAN-*.md. KHÔNG dùng khi: câu hỏi đơn giản hoàn thành trong 1 bước, task quá nhỏ không cần plan (tra cứu nhanh, sửa typo đơn lẻ). Dấu hiệu cần task-planner: workflow có nhiều hơn 1 agent, task kéo dài nhiều session, hoặc cần checkpoint rõ ràng."</w:t>
+        <w:t xml:space="preserve">description: "PHẢI dùng agent này trước mọi workflow mới để tạo/kiểm tra plan (MASTER + step files). Cũng dùng khi: muốn xem tiến độ task, cập nhật plan giữa chừng, tìm task đang dở. Quản lý </w:t>
+      </w:r>
+      <w:r>
+        <w:rPr>
+          <w:rFonts w:ascii="Courier New" w:hAnsi="Courier New"/>
+          <w:color w:val="F05922"/>
+          <w:sz w:val="18"/>
+        </w:rPr>
+        <w:t>docs/plans/PLAN-[slug]-[date]/PLAN-MASTER.md</w:t>
+      </w:r>
+      <w:r>
+        <w:rPr>
+          <w:sz w:val="21"/>
+        </w:rPr>
+        <w:t xml:space="preserve"> + </w:t>
+      </w:r>
+      <w:r>
+        <w:rPr>
+          <w:rFonts w:ascii="Courier New" w:hAnsi="Courier New"/>
+          <w:color w:val="F05922"/>
+          <w:sz w:val="18"/>
+        </w:rPr>
+        <w:t>steps/STEP-*.md</w:t>
+      </w:r>
+      <w:r>
+        <w:rPr>
+          <w:sz w:val="21"/>
+        </w:rPr>
+        <w:t>. KHÔNG dùng khi: câu hỏi đơn giản hoàn thành trong 1 bước, task quá nhỏ không cần plan (tra cứu nhanh, sửa typo đơn lẻ). Dấu hiệu cần task-planner: workflow có nhiều hơn 1 agent, task kéo dài nhiều session, hoặc cần checkpoint rõ ràng."</w:t>
       </w:r>
     </w:p>
     <w:p>
@@ -95,7 +123,43 @@
         <w:rPr>
           <w:sz w:val="21"/>
         </w:rPr>
-        <w:t>Quản lý plan file — KHÔNG tự thực hiện task.</w:t>
+        <w:t>Quản lý plan (MASTER + step files) — KHÔNG tự thực hiện task.</w:t>
+      </w:r>
+    </w:p>
+    <w:p>
+      <w:pPr>
+        <w:spacing w:before="40" w:after="40"/>
+        <w:ind w:left="567"/>
+        <w:pBdr>
+          <w:left w:val="single" w:sz="12" w:space="10" w:color="F05922"/>
+        </w:pBdr>
+      </w:pPr>
+      <w:r>
+        <w:rPr>
+          <w:b/>
+          <w:color w:val="4A3F8C"/>
+        </w:rPr>
+        <w:t>Plan cũ (1 file `.md` duy nhất):</w:t>
+      </w:r>
+      <w:r>
+        <w:rPr>
+          <w:color w:val="4A3F8C"/>
+        </w:rPr>
+        <w:t xml:space="preserve"> nếu Glob thấy </w:t>
+      </w:r>
+      <w:r>
+        <w:rPr>
+          <w:rFonts w:ascii="Courier New" w:hAnsi="Courier New"/>
+          <w:color w:val="F05922"/>
+          <w:sz w:val="18"/>
+        </w:rPr>
+        <w:t>docs/plans/PLAN-[slug]-*.md</w:t>
+      </w:r>
+      <w:r>
+        <w:rPr>
+          <w:color w:val="4A3F8C"/>
+        </w:rPr>
+        <w:t xml:space="preserve"> (không phải folder) đang dở → tiếp tục đúng định dạng cũ đó cho đến khi task hoàn thành, KHÔNG ép migrate sang cấu trúc folder mới giữa chừng.</w:t>
       </w:r>
     </w:p>
     <w:p>
@@ -129,13 +193,27 @@
           <w:color w:val="F05922"/>
           <w:sz w:val="21"/>
         </w:rPr>
-        <w:t>Glob ".claude/plans/PLAN-*.md"</w:t>
+        <w:t>Glob "docs/plans/PLAN-*.md"</w:t>
       </w:r>
       <w:r>
         <w:rPr>
           <w:sz w:val="21"/>
         </w:rPr>
-        <w:t xml:space="preserve"> — kiểm tra slug đã tồn tại chưa</w:t>
+        <w:t xml:space="preserve"> VÀ </w:t>
+      </w:r>
+      <w:r>
+        <w:rPr>
+          <w:rFonts w:ascii="Courier New" w:hAnsi="Courier New"/>
+          <w:color w:val="F05922"/>
+          <w:sz w:val="21"/>
+        </w:rPr>
+        <w:t>Glob "docs/plans/PLAN-*/PLAN-MASTER.md"</w:t>
+      </w:r>
+      <w:r>
+        <w:rPr>
+          <w:sz w:val="21"/>
+        </w:rPr>
+        <w:t xml:space="preserve"> — kiểm tra slug đã tồn tại chưa (cả 2 định dạng)</w:t>
       </w:r>
     </w:p>
     <w:p>
@@ -249,7 +327,34 @@
         <w:rPr>
           <w:sz w:val="21"/>
         </w:rPr>
-        <w:t>Soạn plan theo template → hiển thị + hỏi xác nhận:</w:t>
+        <w:t xml:space="preserve">Soạn </w:t>
+      </w:r>
+      <w:r>
+        <w:rPr>
+          <w:b/>
+          <w:sz w:val="21"/>
+        </w:rPr>
+        <w:t>PLAN-MASTER.md</w:t>
+      </w:r>
+      <w:r>
+        <w:rPr>
+          <w:sz w:val="21"/>
+        </w:rPr>
+        <w:t xml:space="preserve"> (từ </w:t>
+      </w:r>
+      <w:r>
+        <w:rPr>
+          <w:rFonts w:ascii="Courier New" w:hAnsi="Courier New"/>
+          <w:color w:val="F05922"/>
+          <w:sz w:val="21"/>
+        </w:rPr>
+        <w:t>.claude/templates/PLAN-MASTER-template.md</w:t>
+      </w:r>
+      <w:r>
+        <w:rPr>
+          <w:sz w:val="21"/>
+        </w:rPr>
+        <w:t>) → hiển thị + hỏi xác nhận:</w:t>
       </w:r>
     </w:p>
     <w:p>
@@ -264,15 +369,15 @@
           <w:color w:val="251C53"/>
           <w:sz w:val="18"/>
         </w:rPr>
-        <w:t>╔══════════════════════════════════════════════╗</w:t>
+        <w:t>╔══════════════════════════════════════════════════════════╗</w:t>
         <w:br/>
-        <w:t>║  📋 TASK PLANNER — Đề xuất kế hoạch           ║</w:t>
+        <w:t>║  📋 TASK PLANNER — Đề xuất kế hoạch                       ║</w:t>
         <w:br/>
-        <w:t>║  File: .claude/plans/PLAN-[slug]-[date].md    ║</w:t>
+        <w:t>║  Folder: docs/plans/PLAN-[slug]-[date]/                ║</w:t>
         <w:br/>
-        <w:t>╚══════════════════════════════════════════════╝</w:t>
+        <w:t>╚══════════════════════════════════════════════════════════╝</w:t>
         <w:br/>
-        <w:t>[Nội dung plan]</w:t>
+        <w:t>[Nội dung MASTER: mô tả, bảng phases/steps]</w:t>
         <w:br/>
         <w:t>━━━━━━━━━━━━━━━━━━━━━━━━━━━━━━━━━━━━━━━━━━━━━━</w:t>
         <w:br/>
@@ -297,13 +402,24 @@
         <w:rPr>
           <w:sz w:val="21"/>
         </w:rPr>
-        <w:t xml:space="preserve">CHỈ </w:t>
+        <w:t>CHỈ sau khi nhận xác nhận:</w:t>
+      </w:r>
+    </w:p>
+    <w:p>
+      <w:pPr>
+        <w:spacing w:after="80"/>
+      </w:pPr>
+      <w:r>
+        <w:rPr>
+          <w:sz w:val="21"/>
+        </w:rPr>
+        <w:t xml:space="preserve">a. </w:t>
       </w:r>
       <w:r>
         <w:rPr>
           <w:rFonts w:ascii="Courier New" w:hAnsi="Courier New"/>
           <w:color w:val="F05922"/>
-          <w:sz w:val="21"/>
+          <w:sz w:val="18"/>
         </w:rPr>
         <w:t>Write</w:t>
       </w:r>
@@ -311,7 +427,68 @@
         <w:rPr>
           <w:sz w:val="21"/>
         </w:rPr>
-        <w:t xml:space="preserve"> file sau khi nhận xác nhận</w:t>
+        <w:t xml:space="preserve"> </w:t>
+      </w:r>
+      <w:r>
+        <w:rPr>
+          <w:rFonts w:ascii="Courier New" w:hAnsi="Courier New"/>
+          <w:color w:val="F05922"/>
+          <w:sz w:val="18"/>
+        </w:rPr>
+        <w:t>docs/plans/PLAN-[slug]-[date]/PLAN-MASTER.md</w:t>
+      </w:r>
+    </w:p>
+    <w:p>
+      <w:pPr>
+        <w:spacing w:after="80"/>
+      </w:pPr>
+      <w:r>
+        <w:rPr>
+          <w:sz w:val="21"/>
+        </w:rPr>
+        <w:t xml:space="preserve">b. </w:t>
+      </w:r>
+      <w:r>
+        <w:rPr>
+          <w:rFonts w:ascii="Courier New" w:hAnsi="Courier New"/>
+          <w:color w:val="F05922"/>
+          <w:sz w:val="18"/>
+        </w:rPr>
+        <w:t>Write</w:t>
+      </w:r>
+      <w:r>
+        <w:rPr>
+          <w:sz w:val="21"/>
+        </w:rPr>
+        <w:t xml:space="preserve"> mỗi step file rỗng </w:t>
+      </w:r>
+      <w:r>
+        <w:rPr>
+          <w:rFonts w:ascii="Courier New" w:hAnsi="Courier New"/>
+          <w:color w:val="F05922"/>
+          <w:sz w:val="18"/>
+        </w:rPr>
+        <w:t>steps/STEP-N.M-[ten].md</w:t>
+      </w:r>
+      <w:r>
+        <w:rPr>
+          <w:sz w:val="21"/>
+        </w:rPr>
+        <w:t xml:space="preserve"> (từ </w:t>
+      </w:r>
+      <w:r>
+        <w:rPr>
+          <w:rFonts w:ascii="Courier New" w:hAnsi="Courier New"/>
+          <w:color w:val="F05922"/>
+          <w:sz w:val="18"/>
+        </w:rPr>
+        <w:t>.claude/templates/PLAN-STEP-template.md</w:t>
+      </w:r>
+      <w:r>
+        <w:rPr>
+          <w:sz w:val="21"/>
+        </w:rPr>
+        <w:t>, điền sẵn "Nhiệm vụ" + "Definition of Done" cho từng bước — phần "Đã làm"/"Artifact"/"Handoff Log" để trống, điền sau khi bước chạy xong)</w:t>
       </w:r>
     </w:p>
     <w:p>
@@ -351,7 +528,20 @@
         <w:rPr>
           <w:sz w:val="21"/>
         </w:rPr>
-        <w:t xml:space="preserve"> plan file → tìm bước cuối ✅</w:t>
+        <w:t xml:space="preserve"> </w:t>
+      </w:r>
+      <w:r>
+        <w:rPr>
+          <w:b/>
+          <w:sz w:val="21"/>
+        </w:rPr>
+        <w:t>PLAN-MASTER.md</w:t>
+      </w:r>
+      <w:r>
+        <w:rPr>
+          <w:sz w:val="21"/>
+        </w:rPr>
+        <w:t xml:space="preserve"> → tìm bước cuối ✅ trong bảng Phases &amp; Steps</w:t>
       </w:r>
     </w:p>
     <w:p>
@@ -391,7 +581,7 @@
         <w:br/>
         <w:t>✅ Xong: [...] | 🔄 Đang: [...] | ⬜ Còn: [...] | 🛑 Blocked: [...]</w:t>
         <w:br/>
-        <w:t>→ Tiếp tục từ: Bước [N]</w:t>
+        <w:t>→ Tiếp tục từ: Bước [N.M]</w:t>
         <w:br/>
         <w:t>━━━━━━━━━━━━━━━━━━━━━━━━━━━━━━━━━━━━━━━━━━━━━━</w:t>
       </w:r>
@@ -406,6 +596,53 @@
           <w:sz w:val="21"/>
         </w:rPr>
         <w:t>3.</w:t>
+        <w:tab/>
+      </w:r>
+      <w:r>
+        <w:rPr>
+          <w:sz w:val="21"/>
+        </w:rPr>
+        <w:t xml:space="preserve">Chỉ khi cần chi tiết (nội dung "Nhiệm vụ"/"Definition of Done" bước tiếp theo) → </w:t>
+      </w:r>
+      <w:r>
+        <w:rPr>
+          <w:rFonts w:ascii="Courier New" w:hAnsi="Courier New"/>
+          <w:color w:val="F05922"/>
+          <w:sz w:val="21"/>
+        </w:rPr>
+        <w:t>Read</w:t>
+      </w:r>
+      <w:r>
+        <w:rPr>
+          <w:sz w:val="21"/>
+        </w:rPr>
+        <w:t xml:space="preserve"> step file tương ứng. KHÔNG đọc toàn bộ </w:t>
+      </w:r>
+      <w:r>
+        <w:rPr>
+          <w:rFonts w:ascii="Courier New" w:hAnsi="Courier New"/>
+          <w:color w:val="F05922"/>
+          <w:sz w:val="21"/>
+        </w:rPr>
+        <w:t>steps/</w:t>
+      </w:r>
+      <w:r>
+        <w:rPr>
+          <w:sz w:val="21"/>
+        </w:rPr>
+        <w:t xml:space="preserve"> — chỉ đọc bước cần giao + bước liền trước (để lấy Handoff Log).</w:t>
+      </w:r>
+    </w:p>
+    <w:p>
+      <w:pPr>
+        <w:spacing w:after="20"/>
+        <w:ind w:left="567" w:hanging="283"/>
+      </w:pPr>
+      <w:r>
+        <w:rPr>
+          <w:sz w:val="21"/>
+        </w:rPr>
+        <w:t>4.</w:t>
         <w:tab/>
       </w:r>
       <w:r>
@@ -522,6 +759,46 @@
           <w:b/>
           <w:sz w:val="21"/>
         </w:rPr>
+        <w:t>Lấy Handoff Log bước liền trước:</w:t>
+      </w:r>
+      <w:r>
+        <w:rPr>
+          <w:sz w:val="21"/>
+        </w:rPr>
+        <w:t xml:space="preserve"> </w:t>
+      </w:r>
+      <w:r>
+        <w:rPr>
+          <w:rFonts w:ascii="Courier New" w:hAnsi="Courier New"/>
+          <w:color w:val="F05922"/>
+          <w:sz w:val="21"/>
+        </w:rPr>
+        <w:t>Read</w:t>
+      </w:r>
+      <w:r>
+        <w:rPr>
+          <w:sz w:val="21"/>
+        </w:rPr>
+        <w:t xml:space="preserve"> mục "## Handoff Log — bước sau cần biết" trong step file của bước vừa ✅ trước đó (nếu có).</w:t>
+      </w:r>
+    </w:p>
+    <w:p>
+      <w:pPr>
+        <w:spacing w:after="20"/>
+        <w:ind w:left="567" w:hanging="283"/>
+      </w:pPr>
+      <w:r>
+        <w:rPr>
+          <w:sz w:val="21"/>
+        </w:rPr>
+        <w:t>3.</w:t>
+        <w:tab/>
+      </w:r>
+      <w:r>
+        <w:rPr>
+          <w:b/>
+          <w:sz w:val="21"/>
+        </w:rPr>
         <w:t>LOCAL</w:t>
       </w:r>
       <w:r>
@@ -542,7 +819,21 @@
         <w:rPr>
           <w:sz w:val="21"/>
         </w:rPr>
-        <w:t xml:space="preserve"> (subagent_type = agent phụ trách bước, prompt tự chứa đủ context: mô tả bước + đường dẫn plan file + artifact mong đợi).</w:t>
+        <w:t xml:space="preserve"> (subagent_type = agent phụ trách bước, prompt tự chứa đủ context: mô tả bước + đường dẫn PLAN-MASTER.md + đường dẫn step file </w:t>
+      </w:r>
+      <w:r>
+        <w:rPr>
+          <w:rFonts w:ascii="Courier New" w:hAnsi="Courier New"/>
+          <w:color w:val="F05922"/>
+          <w:sz w:val="21"/>
+        </w:rPr>
+        <w:t>steps/STEP-N.M-*.md</w:t>
+      </w:r>
+      <w:r>
+        <w:rPr>
+          <w:sz w:val="21"/>
+        </w:rPr>
+        <w:t xml:space="preserve"> + artifact mong đợi + nguyên văn Handoff Log lấy ở bước 2).</w:t>
       </w:r>
     </w:p>
     <w:p>
@@ -554,7 +845,7 @@
         <w:rPr>
           <w:sz w:val="21"/>
         </w:rPr>
-        <w:t>3.</w:t>
+        <w:t>4.</w:t>
         <w:tab/>
       </w:r>
       <w:r>
@@ -610,94 +901,7 @@
         <w:rPr>
           <w:sz w:val="21"/>
         </w:rPr>
-        <w:t xml:space="preserve"> các lần sau) với body tương đương nội dung ở bước 2.</w:t>
-      </w:r>
-    </w:p>
-    <w:p>
-      <w:pPr>
-        <w:spacing w:after="20"/>
-        <w:ind w:left="567" w:hanging="283"/>
-      </w:pPr>
-      <w:r>
-        <w:rPr>
-          <w:sz w:val="21"/>
-        </w:rPr>
-        <w:t>4.</w:t>
-        <w:tab/>
-      </w:r>
-      <w:r>
-        <w:rPr>
-          <w:sz w:val="21"/>
-        </w:rPr>
-        <w:t xml:space="preserve">Agent/trigger đó tự chịu trách nhiệm: </w:t>
-      </w:r>
-      <w:r>
-        <w:rPr>
-          <w:rFonts w:ascii="Courier New" w:hAnsi="Courier New"/>
-          <w:color w:val="F05922"/>
-          <w:sz w:val="21"/>
-        </w:rPr>
-        <w:t>git commit</w:t>
-      </w:r>
-      <w:r>
-        <w:rPr>
-          <w:sz w:val="21"/>
-        </w:rPr>
-        <w:t xml:space="preserve"> (format ở CLAUDE.md §16.5 Bước 3) + </w:t>
-      </w:r>
-      <w:r>
-        <w:rPr>
-          <w:rFonts w:ascii="Courier New" w:hAnsi="Courier New"/>
-          <w:color w:val="F05922"/>
-          <w:sz w:val="21"/>
-        </w:rPr>
-        <w:t>git push</w:t>
-      </w:r>
-      <w:r>
-        <w:rPr>
-          <w:sz w:val="21"/>
-        </w:rPr>
-        <w:t xml:space="preserve"> + </w:t>
-      </w:r>
-      <w:r>
-        <w:rPr>
-          <w:rFonts w:ascii="Courier New" w:hAnsi="Courier New"/>
-          <w:color w:val="F05922"/>
-          <w:sz w:val="21"/>
-        </w:rPr>
-        <w:t>Edit</w:t>
-      </w:r>
-      <w:r>
-        <w:rPr>
-          <w:sz w:val="21"/>
-        </w:rPr>
-        <w:t xml:space="preserve"> plan file (⬜/🔄→✅, artifact, </w:t>
-      </w:r>
-      <w:r>
-        <w:rPr>
-          <w:b/>
-          <w:sz w:val="21"/>
-        </w:rPr>
-        <w:t>thời gian hoàn thành thực tế</w:t>
-      </w:r>
-      <w:r>
-        <w:rPr>
-          <w:sz w:val="21"/>
-        </w:rPr>
-        <w:t xml:space="preserve">, + entry mới vào </w:t>
-      </w:r>
-      <w:r>
-        <w:rPr>
-          <w:b/>
-          <w:sz w:val="21"/>
-        </w:rPr>
-        <w:t>Handoff Log</w:t>
-      </w:r>
-      <w:r>
-        <w:rPr>
-          <w:sz w:val="21"/>
-        </w:rPr>
-        <w:t xml:space="preserve"> — format CLAUDE.md §16.5 Bước 4).</w:t>
+        <w:t xml:space="preserve"> các lần sau) với body tương đương nội dung ở bước 3.</w:t>
       </w:r>
     </w:p>
     <w:p>
@@ -716,7 +920,111 @@
         <w:rPr>
           <w:sz w:val="21"/>
         </w:rPr>
-        <w:t>Nhận tóm tắt ngắn (≤5 dòng) trả về — KHÔNG kéo log chi tiết vào session chính.</w:t>
+        <w:t>Agent/trigger đó tự chịu trách nhiệm:</w:t>
+      </w:r>
+    </w:p>
+    <w:p>
+      <w:pPr>
+        <w:spacing w:after="80"/>
+      </w:pPr>
+      <w:r>
+        <w:rPr>
+          <w:sz w:val="21"/>
+        </w:rPr>
+        <w:t xml:space="preserve">a. </w:t>
+      </w:r>
+      <w:r>
+        <w:rPr>
+          <w:rFonts w:ascii="Courier New" w:hAnsi="Courier New"/>
+          <w:color w:val="F05922"/>
+          <w:sz w:val="18"/>
+        </w:rPr>
+        <w:t>git commit</w:t>
+      </w:r>
+      <w:r>
+        <w:rPr>
+          <w:sz w:val="21"/>
+        </w:rPr>
+        <w:t xml:space="preserve"> (format ở CLAUDE.md §16.5 Bước 3) + </w:t>
+      </w:r>
+      <w:r>
+        <w:rPr>
+          <w:rFonts w:ascii="Courier New" w:hAnsi="Courier New"/>
+          <w:color w:val="F05922"/>
+          <w:sz w:val="18"/>
+        </w:rPr>
+        <w:t>git push</w:t>
+      </w:r>
+    </w:p>
+    <w:p>
+      <w:pPr>
+        <w:spacing w:after="80"/>
+      </w:pPr>
+      <w:r>
+        <w:rPr>
+          <w:sz w:val="21"/>
+        </w:rPr>
+        <w:t xml:space="preserve">b. </w:t>
+      </w:r>
+      <w:r>
+        <w:rPr>
+          <w:rFonts w:ascii="Courier New" w:hAnsi="Courier New"/>
+          <w:color w:val="F05922"/>
+          <w:sz w:val="18"/>
+        </w:rPr>
+        <w:t>Edit</w:t>
+      </w:r>
+      <w:r>
+        <w:rPr>
+          <w:sz w:val="21"/>
+        </w:rPr>
+        <w:t xml:space="preserve"> step file: điền "Đã làm", artifact, quyết định quan trọng, Handoff Log, commit hash, </w:t>
+      </w:r>
+      <w:r>
+        <w:rPr>
+          <w:rFonts w:ascii="Courier New" w:hAnsi="Courier New"/>
+          <w:color w:val="F05922"/>
+          <w:sz w:val="18"/>
+        </w:rPr>
+        <w:t>status: done</w:t>
+      </w:r>
+      <w:r>
+        <w:rPr>
+          <w:sz w:val="21"/>
+        </w:rPr>
+        <w:t xml:space="preserve">, </w:t>
+      </w:r>
+      <w:r>
+        <w:rPr>
+          <w:b/>
+          <w:sz w:val="21"/>
+        </w:rPr>
+        <w:t>thời gian hoàn thành thực tế</w:t>
+      </w:r>
+    </w:p>
+    <w:p>
+      <w:pPr>
+        <w:spacing w:after="80"/>
+      </w:pPr>
+      <w:r>
+        <w:rPr>
+          <w:sz w:val="21"/>
+        </w:rPr>
+        <w:t xml:space="preserve">c. </w:t>
+      </w:r>
+      <w:r>
+        <w:rPr>
+          <w:rFonts w:ascii="Courier New" w:hAnsi="Courier New"/>
+          <w:color w:val="F05922"/>
+          <w:sz w:val="18"/>
+        </w:rPr>
+        <w:t>Edit</w:t>
+      </w:r>
+      <w:r>
+        <w:rPr>
+          <w:sz w:val="21"/>
+        </w:rPr>
+        <w:t xml:space="preserve"> PLAN-MASTER.md: đổi đúng 1 dòng status (⬜/🔄→✅), điền cột "Hoàn thành lúc"</w:t>
       </w:r>
     </w:p>
     <w:p>
@@ -733,17 +1041,9 @@
       </w:r>
       <w:r>
         <w:rPr>
-          <w:rFonts w:ascii="Courier New" w:hAnsi="Courier New"/>
-          <w:color w:val="F05922"/>
           <w:sz w:val="21"/>
         </w:rPr>
-        <w:t>Read</w:t>
-      </w:r>
-      <w:r>
-        <w:rPr>
-          <w:sz w:val="21"/>
-        </w:rPr>
-        <w:t xml:space="preserve"> lại plan file để xác nhận bước đã ✅ trước khi giao bước kế tiếp — không tự đoán trạng thái.</w:t>
+        <w:t>Nhận tóm tắt ngắn (≤5 dòng) trả về — KHÔNG kéo log chi tiết vào session chính.</w:t>
       </w:r>
     </w:p>
     <w:p>
@@ -760,44 +1060,17 @@
       </w:r>
       <w:r>
         <w:rPr>
-          <w:b/>
+          <w:rFonts w:ascii="Courier New" w:hAnsi="Courier New"/>
+          <w:color w:val="F05922"/>
           <w:sz w:val="21"/>
         </w:rPr>
-        <w:t>Trước khi giao bước kế tiếp:</w:t>
+        <w:t>Read</w:t>
       </w:r>
       <w:r>
         <w:rPr>
           <w:sz w:val="21"/>
         </w:rPr>
-        <w:t xml:space="preserve"> lấy toàn bộ nội dung "## Handoff Log" hiện có trong plan file, nhúng nguyên văn vào đầu prompt của </w:t>
-      </w:r>
-      <w:r>
-        <w:rPr>
-          <w:rFonts w:ascii="Courier New" w:hAnsi="Courier New"/>
-          <w:color w:val="F05922"/>
-          <w:sz w:val="21"/>
-        </w:rPr>
-        <w:t>Agent</w:t>
-      </w:r>
-      <w:r>
-        <w:rPr>
-          <w:sz w:val="21"/>
-        </w:rPr>
-        <w:t>/</w:t>
-      </w:r>
-      <w:r>
-        <w:rPr>
-          <w:rFonts w:ascii="Courier New" w:hAnsi="Courier New"/>
-          <w:color w:val="F05922"/>
-          <w:sz w:val="21"/>
-        </w:rPr>
-        <w:t>RemoteTrigger</w:t>
-      </w:r>
-      <w:r>
-        <w:rPr>
-          <w:sz w:val="21"/>
-        </w:rPr>
-        <w:t xml:space="preserve"> bước kế tiếp — để agent đó KHÔNG phải tự đọc lại/nghiên cứu lại những gì bước trước đã xác định.</w:t>
+        <w:t xml:space="preserve"> lại PLAN-MASTER.md để xác nhận bước đã ✅ trước khi giao bước kế tiếp — không tự đoán trạng thái.</w:t>
       </w:r>
     </w:p>
     <w:p>
@@ -833,19 +1106,21 @@
     </w:p>
     <w:p>
       <w:pPr>
-        <w:spacing w:after="80"/>
+        <w:spacing w:after="20"/>
+        <w:ind w:left="567" w:hanging="283"/>
       </w:pPr>
       <w:r>
         <w:rPr>
           <w:sz w:val="21"/>
         </w:rPr>
-        <w:t xml:space="preserve">Dùng </w:t>
+        <w:t>1.</w:t>
+        <w:tab/>
       </w:r>
       <w:r>
         <w:rPr>
           <w:rFonts w:ascii="Courier New" w:hAnsi="Courier New"/>
           <w:color w:val="F05922"/>
-          <w:sz w:val="18"/>
+          <w:sz w:val="21"/>
         </w:rPr>
         <w:t>Edit</w:t>
       </w:r>
@@ -853,13 +1128,62 @@
         <w:rPr>
           <w:sz w:val="21"/>
         </w:rPr>
-        <w:t xml:space="preserve">: ⬜→✅, điền artifact, điền thời gian hoàn thành, cập nhật </w:t>
+        <w:t xml:space="preserve"> step file trước: điền chi tiết + Handoff Log + </w:t>
       </w:r>
       <w:r>
         <w:rPr>
           <w:rFonts w:ascii="Courier New" w:hAnsi="Courier New"/>
           <w:color w:val="F05922"/>
-          <w:sz w:val="18"/>
+          <w:sz w:val="21"/>
+        </w:rPr>
+        <w:t>status: done</w:t>
+      </w:r>
+      <w:r>
+        <w:rPr>
+          <w:sz w:val="21"/>
+        </w:rPr>
+        <w:t xml:space="preserve"> + </w:t>
+      </w:r>
+      <w:r>
+        <w:rPr>
+          <w:rFonts w:ascii="Courier New" w:hAnsi="Courier New"/>
+          <w:color w:val="F05922"/>
+          <w:sz w:val="21"/>
+        </w:rPr>
+        <w:t>completed_at</w:t>
+      </w:r>
+    </w:p>
+    <w:p>
+      <w:pPr>
+        <w:spacing w:after="20"/>
+        <w:ind w:left="567" w:hanging="283"/>
+      </w:pPr>
+      <w:r>
+        <w:rPr>
+          <w:sz w:val="21"/>
+        </w:rPr>
+        <w:t>2.</w:t>
+        <w:tab/>
+      </w:r>
+      <w:r>
+        <w:rPr>
+          <w:rFonts w:ascii="Courier New" w:hAnsi="Courier New"/>
+          <w:color w:val="F05922"/>
+          <w:sz w:val="21"/>
+        </w:rPr>
+        <w:t>Edit</w:t>
+      </w:r>
+      <w:r>
+        <w:rPr>
+          <w:sz w:val="21"/>
+        </w:rPr>
+        <w:t xml:space="preserve"> PLAN-MASTER.md sau: ⬜/🔄→✅, link step file, thời gian hoàn thành, cập nhật </w:t>
+      </w:r>
+      <w:r>
+        <w:rPr>
+          <w:rFonts w:ascii="Courier New" w:hAnsi="Courier New"/>
+          <w:color w:val="F05922"/>
+          <w:sz w:val="21"/>
         </w:rPr>
         <w:t>updated:</w:t>
       </w:r>
@@ -867,7 +1191,7 @@
         <w:rPr>
           <w:sz w:val="21"/>
         </w:rPr>
-        <w:t>, thêm dòng lịch sử.</w:t>
+        <w:t>, thêm dòng lịch sử</w:t>
       </w:r>
     </w:p>
     <w:p>
@@ -885,35 +1209,72 @@
     </w:p>
     <w:p>
       <w:pPr>
-        <w:spacing w:after="80"/>
+        <w:pStyle w:val="ListBullet"/>
+        <w:spacing w:after="20"/>
+        <w:ind w:left="283"/>
       </w:pPr>
       <w:r>
         <w:rPr>
           <w:sz w:val="21"/>
         </w:rPr>
-        <w:t xml:space="preserve">Đọc </w:t>
+        <w:t xml:space="preserve">MASTER: </w:t>
       </w:r>
       <w:r>
         <w:rPr>
           <w:rFonts w:ascii="Courier New" w:hAnsi="Courier New"/>
           <w:color w:val="F05922"/>
-          <w:sz w:val="18"/>
+          <w:sz w:val="21"/>
         </w:rPr>
-        <w:t>.claude/templates/PLAN-template.md</w:t>
+        <w:t>.claude/templates/PLAN-MASTER-template.md</w:t>
       </w:r>
       <w:r>
         <w:rPr>
           <w:sz w:val="21"/>
         </w:rPr>
-        <w:t xml:space="preserve"> → điền → lưu </w:t>
+        <w:t xml:space="preserve"> → lưu </w:t>
       </w:r>
       <w:r>
         <w:rPr>
           <w:rFonts w:ascii="Courier New" w:hAnsi="Courier New"/>
           <w:color w:val="F05922"/>
-          <w:sz w:val="18"/>
+          <w:sz w:val="21"/>
         </w:rPr>
-        <w:t>.claude/plans/PLAN-[slug]-[YYYY-MM-DD].md</w:t>
+        <w:t>docs/plans/PLAN-[slug]-[YYYY-MM-DD]/PLAN-MASTER.md</w:t>
+      </w:r>
+    </w:p>
+    <w:p>
+      <w:pPr>
+        <w:pStyle w:val="ListBullet"/>
+        <w:spacing w:after="20"/>
+        <w:ind w:left="283"/>
+      </w:pPr>
+      <w:r>
+        <w:rPr>
+          <w:sz w:val="21"/>
+        </w:rPr>
+        <w:t xml:space="preserve">Step: </w:t>
+      </w:r>
+      <w:r>
+        <w:rPr>
+          <w:rFonts w:ascii="Courier New" w:hAnsi="Courier New"/>
+          <w:color w:val="F05922"/>
+          <w:sz w:val="21"/>
+        </w:rPr>
+        <w:t>.claude/templates/PLAN-STEP-template.md</w:t>
+      </w:r>
+      <w:r>
+        <w:rPr>
+          <w:sz w:val="21"/>
+        </w:rPr>
+        <w:t xml:space="preserve"> → lưu </w:t>
+      </w:r>
+      <w:r>
+        <w:rPr>
+          <w:rFonts w:ascii="Courier New" w:hAnsi="Courier New"/>
+          <w:color w:val="F05922"/>
+          <w:sz w:val="21"/>
+        </w:rPr>
+        <w:t>docs/plans/PLAN-[slug]-[YYYY-MM-DD]/steps/STEP-[N.M]-[ten].md</w:t>
       </w:r>
     </w:p>
     <w:p>

--- a/.claude/agents/task-planner.docx
+++ b/.claude/agents/task-planner.docx
@@ -68,7 +68,7 @@
         <w:rPr>
           <w:sz w:val="21"/>
         </w:rPr>
-        <w:t>model: claude-sonnet-4-6</w:t>
+        <w:t>model: claude-sonnet-5</w:t>
       </w:r>
     </w:p>
     <w:p>
